--- a/docs/EDA_individual.docx
+++ b/docs/EDA_individual.docx
@@ -4,38 +4,193 @@
   <w:body>
     <w:p>
       <w:r>
-        <w:t xml:space="preserve">EDA </w:t>
+        <w:t>He hecho el ejercicio sin preparacion previa mas que de github y leerme por arriba tus ejemplos.</w:t>
       </w:r>
     </w:p>
     <w:p>
       <w:r>
-        <w:t xml:space="preserve">1º Comprender variables y </w:t>
-      </w:r>
-      <w:r>
-        <w:t xml:space="preserve">tipos </w:t>
+        <w:t>Me he pasado todo el tiempo entendiendo a como se ejecuta el notebook y no he hecho las conclusiones.</w:t>
       </w:r>
     </w:p>
     <w:p>
       <w:r>
-        <w:t xml:space="preserve">2º detectar </w:t>
-      </w:r>
-      <w:proofErr w:type="spellStart"/>
-      <w:r>
-        <w:t>outliers</w:t>
-      </w:r>
-      <w:proofErr w:type="spellEnd"/>
-      <w:r>
-        <w:t xml:space="preserve"> y nulos</w:t>
+        <w:t>No hay que corregir y mas necesitando un 5 para aprobar</w:t>
       </w:r>
     </w:p>
     <w:p>
       <w:r>
-        <w:t xml:space="preserve">3º analizar distribuciones </w:t>
+        <w:t xml:space="preserve">He usado la IA para adaptar la mayoria de tus ejemplos al ejercicio. </w:t>
+      </w:r>
+    </w:p>
+    <w:p/>
+    <w:p/>
+    <w:p/>
+    <w:p>
+      <w:r>
+        <w:t xml:space="preserve">EDA </w:t>
       </w:r>
     </w:p>
     <w:p>
       <w:r>
+        <w:t xml:space="preserve">1º Comprender variables y </w:t>
+      </w:r>
+      <w:r>
+        <w:t xml:space="preserve">tipos </w:t>
+      </w:r>
+    </w:p>
+    <w:p>
+      <w:r>
+        <w:t>2º detectar outliers y nulos</w:t>
+      </w:r>
+    </w:p>
+    <w:p>
+      <w:r>
+        <w:t xml:space="preserve">3º analizar distribuciones </w:t>
+      </w:r>
+    </w:p>
+    <w:p>
+      <w:r>
         <w:t xml:space="preserve">4º </w:t>
+      </w:r>
+      <w:r>
+        <w:t>relaciones entre variables</w:t>
+      </w:r>
+    </w:p>
+    <w:p>
+      <w:r>
+        <w:t>5º guiar procesamiento</w:t>
+      </w:r>
+    </w:p>
+    <w:p/>
+    <w:p>
+      <w:r>
+        <w:drawing>
+          <wp:inline distT="0" distB="0" distL="0" distR="0" wp14:anchorId="143DD3CC" wp14:editId="4892987D">
+            <wp:extent cx="4184925" cy="3752850"/>
+            <wp:effectExtent l="0" t="0" r="0" b="0"/>
+            <wp:docPr id="730921529" name="Imagen 1"/>
+            <wp:cNvGraphicFramePr>
+              <a:graphicFrameLocks xmlns:a="http://schemas.openxmlformats.org/drawingml/2006/main" noChangeAspect="1"/>
+            </wp:cNvGraphicFramePr>
+            <a:graphic xmlns:a="http://schemas.openxmlformats.org/drawingml/2006/main">
+              <a:graphicData uri="http://schemas.openxmlformats.org/drawingml/2006/picture">
+                <pic:pic xmlns:pic="http://schemas.openxmlformats.org/drawingml/2006/picture">
+                  <pic:nvPicPr>
+                    <pic:cNvPr id="730921529" name=""/>
+                    <pic:cNvPicPr/>
+                  </pic:nvPicPr>
+                  <pic:blipFill>
+                    <a:blip r:embed="rId4"/>
+                    <a:stretch>
+                      <a:fillRect/>
+                    </a:stretch>
+                  </pic:blipFill>
+                  <pic:spPr>
+                    <a:xfrm>
+                      <a:off x="0" y="0"/>
+                      <a:ext cx="4194810" cy="3761714"/>
+                    </a:xfrm>
+                    <a:prstGeom prst="rect">
+                      <a:avLst/>
+                    </a:prstGeom>
+                  </pic:spPr>
+                </pic:pic>
+              </a:graphicData>
+            </a:graphic>
+          </wp:inline>
+        </w:drawing>
+      </w:r>
+    </w:p>
+    <w:p>
+      <w:r>
+        <w:lastRenderedPageBreak/>
+        <w:drawing>
+          <wp:inline distT="0" distB="0" distL="0" distR="0" wp14:anchorId="50305A69" wp14:editId="544172F3">
+            <wp:extent cx="4159665" cy="3475355"/>
+            <wp:effectExtent l="0" t="0" r="0" b="0"/>
+            <wp:docPr id="1978951796" name="Imagen 1"/>
+            <wp:cNvGraphicFramePr>
+              <a:graphicFrameLocks xmlns:a="http://schemas.openxmlformats.org/drawingml/2006/main" noChangeAspect="1"/>
+            </wp:cNvGraphicFramePr>
+            <a:graphic xmlns:a="http://schemas.openxmlformats.org/drawingml/2006/main">
+              <a:graphicData uri="http://schemas.openxmlformats.org/drawingml/2006/picture">
+                <pic:pic xmlns:pic="http://schemas.openxmlformats.org/drawingml/2006/picture">
+                  <pic:nvPicPr>
+                    <pic:cNvPr id="1978951796" name=""/>
+                    <pic:cNvPicPr/>
+                  </pic:nvPicPr>
+                  <pic:blipFill>
+                    <a:blip r:embed="rId5"/>
+                    <a:stretch>
+                      <a:fillRect/>
+                    </a:stretch>
+                  </pic:blipFill>
+                  <pic:spPr>
+                    <a:xfrm>
+                      <a:off x="0" y="0"/>
+                      <a:ext cx="4167780" cy="3482135"/>
+                    </a:xfrm>
+                    <a:prstGeom prst="rect">
+                      <a:avLst/>
+                    </a:prstGeom>
+                  </pic:spPr>
+                </pic:pic>
+              </a:graphicData>
+            </a:graphic>
+          </wp:inline>
+        </w:drawing>
+      </w:r>
+    </w:p>
+    <w:p>
+      <w:r>
+        <w:drawing>
+          <wp:inline distT="0" distB="0" distL="0" distR="0" wp14:anchorId="154173BD" wp14:editId="0004957D">
+            <wp:extent cx="3970020" cy="2911224"/>
+            <wp:effectExtent l="0" t="0" r="0" b="0"/>
+            <wp:docPr id="337166443" name="Imagen 1"/>
+            <wp:cNvGraphicFramePr>
+              <a:graphicFrameLocks xmlns:a="http://schemas.openxmlformats.org/drawingml/2006/main" noChangeAspect="1"/>
+            </wp:cNvGraphicFramePr>
+            <a:graphic xmlns:a="http://schemas.openxmlformats.org/drawingml/2006/main">
+              <a:graphicData uri="http://schemas.openxmlformats.org/drawingml/2006/picture">
+                <pic:pic xmlns:pic="http://schemas.openxmlformats.org/drawingml/2006/picture">
+                  <pic:nvPicPr>
+                    <pic:cNvPr id="337166443" name=""/>
+                    <pic:cNvPicPr/>
+                  </pic:nvPicPr>
+                  <pic:blipFill>
+                    <a:blip r:embed="rId6"/>
+                    <a:stretch>
+                      <a:fillRect/>
+                    </a:stretch>
+                  </pic:blipFill>
+                  <pic:spPr>
+                    <a:xfrm>
+                      <a:off x="0" y="0"/>
+                      <a:ext cx="3976028" cy="2915630"/>
+                    </a:xfrm>
+                    <a:prstGeom prst="rect">
+                      <a:avLst/>
+                    </a:prstGeom>
+                  </pic:spPr>
+                </pic:pic>
+              </a:graphicData>
+            </a:graphic>
+          </wp:inline>
+        </w:drawing>
+      </w:r>
+    </w:p>
+    <w:p>
+      <w:r>
+        <w:t>¿Qué características demográficas, de estilo de vida y clínicas de un paciente se asocian a un mayor riesgo de desarrollar enfermedad coronaria en los próximos 10 años</w:t>
+      </w:r>
+      <w:r>
+        <w:t>?</w:t>
+      </w:r>
+    </w:p>
+    <w:p>
+      <w:r>
+        <w:t xml:space="preserve"> </w:t>
       </w:r>
     </w:p>
     <w:sectPr>
@@ -651,7 +806,6 @@
   <w:style w:type="character" w:default="1" w:styleId="Fuentedeprrafopredeter">
     <w:name w:val="Default Paragraph Font"/>
     <w:uiPriority w:val="1"/>
-    <w:semiHidden/>
     <w:unhideWhenUsed/>
   </w:style>
   <w:style w:type="table" w:default="1" w:styleId="Tablanormal">
